--- a/Files_Грибинюк М.Д._2-МД-20/ТЗ_Грибинюк М.Д._2-МД-20.docx
+++ b/Files_Грибинюк М.Д._2-МД-20/ТЗ_Грибинюк М.Д._2-МД-20.docx
@@ -95,13 +95,7 @@
         <w:rPr>
           <w:lang w:val="ru-RU"/>
         </w:rPr>
-        <w:t xml:space="preserve">Институт – </w:t>
-      </w:r>
-      <w:r>
-        <w:rPr>
-          <w:lang w:val="ru-RU"/>
-        </w:rPr>
-        <w:t>Информационных технологий и автоматизации</w:t>
+        <w:t>Институт – Информационных технологий и автоматизации</w:t>
       </w:r>
     </w:p>
     <w:p>
@@ -303,13 +297,7 @@
         <w:rPr>
           <w:lang w:val="ru-RU"/>
         </w:rPr>
-        <w:t>Исполнитель – студент учебной гру</w:t>
-      </w:r>
-      <w:r>
-        <w:rPr>
-          <w:lang w:val="ru-RU"/>
-        </w:rPr>
-        <w:t>ппы    2-МД-20</w:t>
+        <w:t>Исполнитель – студент учебной группы    2-МД-20</w:t>
       </w:r>
     </w:p>
     <w:p>
@@ -409,14 +397,20 @@
         </w:rPr>
         <w:t xml:space="preserve">: </w:t>
       </w:r>
+      <w:r>
+        <w:rPr>
+          <w:lang w:val="ru-RU"/>
+        </w:rPr>
+        <w:t>https://dyslexis333.g</w:t>
+      </w:r>
+      <w:r>
+        <w:rPr>
+          <w:lang w:val="ru-RU"/>
+        </w:rPr>
+        <w:t>ithub.io/Gribinyuk-M.D.-2-MD-20</w:t>
+      </w:r>
       <w:bookmarkStart w:id="0" w:name="_GoBack"/>
       <w:bookmarkEnd w:id="0"/>
-      <w:r>
-        <w:rPr>
-          <w:lang w:val="ru-RU"/>
-        </w:rPr>
-        <w:t>_____________________________________</w:t>
-      </w:r>
     </w:p>
     <w:p>
       <w:pPr>
@@ -1791,23 +1785,7 @@
             <w:noProof/>
             <w:lang w:val="ru-RU"/>
           </w:rPr>
-          <w:t>6 ТРЕБОВАН</w:t>
-        </w:r>
-        <w:r>
-          <w:rPr>
-            <w:rStyle w:val="aff8"/>
-            <w:noProof/>
-            <w:lang w:val="ru-RU"/>
-          </w:rPr>
-          <w:t>И</w:t>
-        </w:r>
-        <w:r>
-          <w:rPr>
-            <w:rStyle w:val="aff8"/>
-            <w:noProof/>
-            <w:lang w:val="ru-RU"/>
-          </w:rPr>
-          <w:t>Я К РЕАЛИЗАЦИИ И ТЕСТИРОВАНИЮ</w:t>
+          <w:t>6 ТРЕБОВАНИЯ К РЕАЛИЗАЦИИ И ТЕСТИРОВАНИЮ</w:t>
         </w:r>
         <w:r>
           <w:rPr>
@@ -1911,38 +1889,20 @@
         <w:rPr>
           <w:lang w:val="ru-RU"/>
         </w:rPr>
-        <w:t xml:space="preserve"> — компания, специализирующаяся на подборе, сборке, продаже и обслужи</w:t>
-      </w:r>
-      <w:r>
-        <w:rPr>
-          <w:lang w:val="ru-RU"/>
-        </w:rPr>
-        <w:t xml:space="preserve">вании персональных компьютеров. Основное направление проекта — готовые игровые и производительные ПК, индивидуальная сборка под задачи пользователя, диагностика, чистка, техническое обслуживание и модернизация компьютерных систем. </w:t>
-      </w:r>
-    </w:p>
-    <w:p>
-      <w:pPr>
-        <w:rPr>
-          <w:lang w:val="ru-RU"/>
-        </w:rPr>
-      </w:pPr>
-      <w:r>
-        <w:rPr>
-          <w:lang w:val="ru-RU"/>
-        </w:rPr>
-        <w:t>Сайт предназначен для пр</w:t>
-      </w:r>
-      <w:r>
-        <w:rPr>
-          <w:lang w:val="ru-RU"/>
-        </w:rPr>
-        <w:t xml:space="preserve">езентации компании, демонстрации готовых конфигураций, выбора дополнительных услуг, формирования заказа и передачи контактных данных пользователя. Основной пользовательский сценарий строится от знакомства с предложением на главной странице к выбору товара </w:t>
-      </w:r>
-      <w:r>
-        <w:rPr>
-          <w:lang w:val="ru-RU"/>
-        </w:rPr>
-        <w:t>или услуги, добавлению позиции в корзину и оформлению заказа.</w:t>
+        <w:t xml:space="preserve"> — компания, специализирующаяся на подборе, сборке, продаже и обслуживании персональных компьютеров. Основное направление проекта — готовые игровые и производительные ПК, индивидуальная сборка под задачи пользователя, диагностика, чистка, техническое обслуживание и модернизация компьютерных систем. </w:t>
+      </w:r>
+    </w:p>
+    <w:p>
+      <w:pPr>
+        <w:rPr>
+          <w:lang w:val="ru-RU"/>
+        </w:rPr>
+      </w:pPr>
+      <w:r>
+        <w:rPr>
+          <w:lang w:val="ru-RU"/>
+        </w:rPr>
+        <w:t>Сайт предназначен для презентации компании, демонстрации готовых конфигураций, выбора дополнительных услуг, формирования заказа и передачи контактных данных пользователя. Основной пользовательский сценарий строится от знакомства с предложением на главной странице к выбору товара или услуги, добавлению позиции в корзину и оформлению заказа.</w:t>
       </w:r>
     </w:p>
     <w:p>
@@ -1964,32 +1924,20 @@
         <w:rPr>
           <w:lang w:val="ru-RU"/>
         </w:rPr>
-        <w:t>- и креативных профессий, пользователи ресурсоёмких программ, а также владельцы компьютеров, которым требуются обслуживание, диагностика, чист</w:t>
-      </w:r>
-      <w:r>
-        <w:rPr>
-          <w:lang w:val="ru-RU"/>
-        </w:rPr>
-        <w:t>ка, апгрейд или перенос комплектующих. Пользователи ценят понятный подбор конфигурации, прозрачную стоимость, аккуратную сборку, гарантию, техническую поддержку и возможность быстро оформить заказ.</w:t>
-      </w:r>
-    </w:p>
-    <w:p>
-      <w:pPr>
-        <w:rPr>
-          <w:lang w:val="ru-RU"/>
-        </w:rPr>
-      </w:pPr>
-      <w:r>
-        <w:rPr>
-          <w:lang w:val="ru-RU"/>
-        </w:rPr>
-        <w:t xml:space="preserve">Семантическое ядро: игровой компьютер, готовый ПК, сборка </w:t>
-      </w:r>
-      <w:r>
-        <w:rPr>
-          <w:lang w:val="ru-RU"/>
-        </w:rPr>
-        <w:t xml:space="preserve">ПК, компьютер на заказ, мощный компьютер, апгрейд компьютера, диагностика ПК, чистка компьютера, обслуживание ПК, установка ОС, установка </w:t>
+        <w:t>- и креативных профессий, пользователи ресурсоёмких программ, а также владельцы компьютеров, которым требуются обслуживание, диагностика, чистка, апгрейд или перенос комплектующих. Пользователи ценят понятный подбор конфигурации, прозрачную стоимость, аккуратную сборку, гарантию, техническую поддержку и возможность быстро оформить заказ.</w:t>
+      </w:r>
+    </w:p>
+    <w:p>
+      <w:pPr>
+        <w:rPr>
+          <w:lang w:val="ru-RU"/>
+        </w:rPr>
+      </w:pPr>
+      <w:r>
+        <w:rPr>
+          <w:lang w:val="ru-RU"/>
+        </w:rPr>
+        <w:t xml:space="preserve">Семантическое ядро: игровой компьютер, готовый ПК, сборка ПК, компьютер на заказ, мощный компьютер, апгрейд компьютера, диагностика ПК, чистка компьютера, обслуживание ПК, установка ОС, установка </w:t>
       </w:r>
       <w:r>
         <w:t>BIOS</w:t>
@@ -2011,13 +1959,7 @@
         <w:rPr>
           <w:lang w:val="ru-RU"/>
         </w:rPr>
-        <w:t>Визуальный язык проекта сочетает тёмный т</w:t>
-      </w:r>
-      <w:r>
-        <w:rPr>
-          <w:lang w:val="ru-RU"/>
-        </w:rPr>
-        <w:t>ехнологичный фон с чертёжной графикой, светлую типографику, бордово-фиолетовые акцентные блоки и ярко-синие интерактивные состояния. Интерфейс должен создавать ощущение технологичности, надёжности, мощности и аккуратной инженерной сборки.</w:t>
+        <w:t>Визуальный язык проекта сочетает тёмный технологичный фон с чертёжной графикой, светлую типографику, бордово-фиолетовые акцентные блоки и ярко-синие интерактивные состояния. Интерфейс должен создавать ощущение технологичности, надёжности, мощности и аккуратной инженерной сборки.</w:t>
       </w:r>
     </w:p>
     <w:p>
@@ -2044,13 +1986,7 @@
           <w:lang w:val="ru-RU"/>
         </w:rPr>
         <w:lastRenderedPageBreak/>
-        <w:t>Цветовая палитр</w:t>
-      </w:r>
-      <w:r>
-        <w:rPr>
-          <w:lang w:val="ru-RU"/>
-        </w:rPr>
-        <w:t>а проекта включает светлый бежевый #</w:t>
+        <w:t>Цветовая палитра проекта включает светлый бежевый #</w:t>
       </w:r>
       <w:r>
         <w:t>FFF</w:t>
@@ -2149,13 +2085,7 @@
         <w:rPr>
           <w:lang w:val="ru-RU"/>
         </w:rPr>
-        <w:t xml:space="preserve">- и активных состояний, а также бордовый #401438 для </w:t>
-      </w:r>
-      <w:r>
-        <w:rPr>
-          <w:lang w:val="ru-RU"/>
-        </w:rPr>
-        <w:t>кнопок, подвала и акцентных зон. Палитра представлена на рисунке 1.</w:t>
+        <w:t>- и активных состояний, а также бордовый #401438 для кнопок, подвала и акцентных зон. Палитра представлена на рисунке 1.</w:t>
       </w:r>
     </w:p>
     <w:p>
@@ -2248,13 +2178,7 @@
         <w:rPr>
           <w:lang w:val="ru-RU"/>
         </w:rPr>
-        <w:t xml:space="preserve">, выбирает компьютер или услугу, добавляет позицию в </w:t>
-      </w:r>
-      <w:r>
-        <w:rPr>
-          <w:lang w:val="ru-RU"/>
-        </w:rPr>
-        <w:t>корзину, проверяет состав заказа, при необходимости изменяет количество, вводит контактные данные и подтверждает оформление. После успешной отправки формы отображается уведомление о принятии заказа.</w:t>
+        <w:t>, выбирает компьютер или услугу, добавляет позицию в корзину, проверяет состав заказа, при необходимости изменяет количество, вводит контактные данные и подтверждает оформление. После успешной отправки формы отображается уведомление о принятии заказа.</w:t>
       </w:r>
     </w:p>
     <w:p>
@@ -2294,13 +2218,7 @@
         <w:rPr>
           <w:lang w:val="ru-RU"/>
         </w:rPr>
-        <w:t>Мудборд отражает технологичную игровую стилис</w:t>
-      </w:r>
-      <w:r>
-        <w:rPr>
-          <w:lang w:val="ru-RU"/>
-        </w:rPr>
-        <w:t xml:space="preserve">тику </w:t>
+        <w:t xml:space="preserve">Мудборд отражает технологичную игровую стилистику </w:t>
       </w:r>
       <w:r>
         <w:t>DARKBYTE</w:t>
@@ -2469,14 +2387,7 @@
           <w:lang w:val="ru-RU"/>
         </w:rPr>
         <w:lastRenderedPageBreak/>
-        <w:t>2 ОБЩАЯ СТРУКТУРА САЙТ</w:t>
-      </w:r>
-      <w:r>
-        <w:rPr>
-          <w:rFonts w:ascii="Times New Roman" w:eastAsia="Times New Roman" w:hAnsi="Times New Roman"/>
-          <w:lang w:val="ru-RU"/>
-        </w:rPr>
-        <w:t>А</w:t>
+        <w:t>2 ОБЩАЯ СТРУКТУРА САЙТА</w:t>
       </w:r>
       <w:bookmarkEnd w:id="4"/>
     </w:p>
@@ -2535,13 +2446,7 @@
         <w:rPr>
           <w:lang w:val="ru-RU"/>
         </w:rPr>
-        <w:t xml:space="preserve"> и открывает соответствующую внутреннюю страницу. Ак</w:t>
-      </w:r>
-      <w:r>
-        <w:rPr>
-          <w:lang w:val="ru-RU"/>
-        </w:rPr>
-        <w:t>тивный пункт должен визуально отличаться от остальных.</w:t>
+        <w:t xml:space="preserve"> и открывает соответствующую внутреннюю страницу. Активный пункт должен визуально отличаться от остальных.</w:t>
       </w:r>
     </w:p>
     <w:p>
@@ -2586,13 +2491,7 @@
         <w:rPr>
           <w:lang w:val="ru-RU"/>
         </w:rPr>
-        <w:t xml:space="preserve"> и электронная почта. Иконк</w:t>
-      </w:r>
-      <w:r>
-        <w:rPr>
-          <w:lang w:val="ru-RU"/>
-        </w:rPr>
-        <w:t xml:space="preserve">и являются внешними ссылками. </w:t>
+        <w:t xml:space="preserve"> и электронная почта. Иконки являются внешними ссылками. </w:t>
       </w:r>
       <w:r>
         <w:t>Telegram</w:t>
@@ -2610,13 +2509,7 @@
         <w:rPr>
           <w:lang w:val="ru-RU"/>
         </w:rPr>
-        <w:t xml:space="preserve"> открывают соответствующие внешние ресурсы в новой вкладке; иконка электронной почты открывает почтовый клиент или форму отправки письма. Конкретные адреса внешних ссылок в макете не указаны и передаются разра</w:t>
-      </w:r>
-      <w:r>
-        <w:rPr>
-          <w:lang w:val="ru-RU"/>
-        </w:rPr>
-        <w:t>ботчику отдельно.</w:t>
+        <w:t xml:space="preserve"> открывают соответствующие внешние ресурсы в новой вкладке; иконка электронной почты открывает почтовый клиент или форму отправки письма. Конкретные адреса внешних ссылок в макете не указаны и передаются разработчику отдельно.</w:t>
       </w:r>
     </w:p>
     <w:p>
@@ -2647,13 +2540,7 @@
         <w:rPr>
           <w:lang w:val="ru-RU"/>
         </w:rPr>
-        <w:t>-</w:t>
-      </w:r>
-      <w:r>
-        <w:rPr>
-          <w:lang w:val="ru-RU"/>
-        </w:rPr>
-        <w:t>состояния — синим цветом.</w:t>
+        <w:t>-состояния — синим цветом.</w:t>
       </w:r>
     </w:p>
     <w:p>
@@ -2722,13 +2609,7 @@
         <w:rPr>
           <w:lang w:val="ru-RU"/>
         </w:rPr>
-        <w:t>– «Каталог» → «Главная», «Услуги», «Корзина», «О нас» через шап</w:t>
-      </w:r>
-      <w:r>
-        <w:rPr>
-          <w:lang w:val="ru-RU"/>
-        </w:rPr>
-        <w:t>ку; добавление выбранных компьютеров в корзину через круглые иконки корзины.</w:t>
+        <w:t>– «Каталог» → «Главная», «Услуги», «Корзина», «О нас» через шапку; добавление выбранных компьютеров в корзину через круглые иконки корзины.</w:t>
       </w:r>
     </w:p>
     <w:p>
@@ -2756,13 +2637,7 @@
         <w:rPr>
           <w:lang w:val="ru-RU"/>
         </w:rPr>
-        <w:t>– «Корзина» → остальные страницы через шапку; изменение ко</w:t>
-      </w:r>
-      <w:r>
-        <w:rPr>
-          <w:lang w:val="ru-RU"/>
-        </w:rPr>
-        <w:t>личества, удаление позиции, ввод контактных данных и отправка заказа.</w:t>
+        <w:t>– «Корзина» → остальные страницы через шапку; изменение количества, удаление позиции, ввод контактных данных и отправка заказа.</w:t>
       </w:r>
     </w:p>
     <w:p>
@@ -2803,13 +2678,7 @@
         <w:rPr>
           <w:lang w:val="ru-RU"/>
         </w:rPr>
-        <w:t xml:space="preserve">Все визуально оформленные кнопки и иконки управления </w:t>
-      </w:r>
-      <w:r>
-        <w:rPr>
-          <w:lang w:val="ru-RU"/>
-        </w:rPr>
-        <w:t>должны быть интерактивными.</w:t>
+        <w:t>Все визуально оформленные кнопки и иконки управления должны быть интерактивными.</w:t>
       </w:r>
       <w:r>
         <w:rPr>
@@ -2834,13 +2703,7 @@
         <w:rPr>
           <w:lang w:val="ru-RU"/>
         </w:rPr>
-        <w:t>На страницах сохраняется одинаковая логика состояний: стан</w:t>
-      </w:r>
-      <w:r>
-        <w:rPr>
-          <w:lang w:val="ru-RU"/>
-        </w:rPr>
-        <w:t xml:space="preserve">дартное состояние, </w:t>
+        <w:t xml:space="preserve">На страницах сохраняется одинаковая логика состояний: стандартное состояние, </w:t>
       </w:r>
       <w:r>
         <w:t>hover</w:t>
@@ -2953,13 +2816,7 @@
         <w:rPr>
           <w:lang w:val="ru-RU"/>
         </w:rPr>
-        <w:t xml:space="preserve"> со с</w:t>
-      </w:r>
-      <w:r>
-        <w:rPr>
-          <w:lang w:val="ru-RU"/>
-        </w:rPr>
-        <w:t>кидкой, подвал.</w:t>
+        <w:t xml:space="preserve"> со скидкой, подвал.</w:t>
       </w:r>
     </w:p>
     <w:p>
@@ -2981,51 +2838,33 @@
         <w:rPr>
           <w:lang w:val="ru-RU"/>
         </w:rPr>
-        <w:t>. Справа/по центру расположены пункты меню: «Главная», «Каталог», «Услуги», «Корзина», «О нас». На данной странице активным является пункт «Главная». Кнопка «Главная</w:t>
-      </w:r>
-      <w:r>
-        <w:rPr>
-          <w:lang w:val="ru-RU"/>
-        </w:rPr>
-        <w:t>» обновляет текущую страницу; «Каталог» открывает каталог; «Услуги» — страницу услуг; «Корзина» — страницу заказа; «О нас» — информационную страницу компании.</w:t>
-      </w:r>
-    </w:p>
-    <w:p>
-      <w:pPr>
-        <w:rPr>
-          <w:lang w:val="ru-RU"/>
-        </w:rPr>
-      </w:pPr>
-      <w:r>
-        <w:rPr>
-          <w:lang w:val="ru-RU"/>
-        </w:rPr>
-        <w:t>Главный баннер расположен сразу под шапкой. В левой части размещены заголовок «Готовые и кастомны</w:t>
-      </w:r>
-      <w:r>
-        <w:rPr>
-          <w:lang w:val="ru-RU"/>
-        </w:rPr>
-        <w:t>е игровые ПК в Санкт-Петербурге», пункты преимуществ и поясняющий текст о сравнении стоимости аналогичной сборки. Справа расположено изображение двух игровых системных блоков. Баннер является главным визуальным акцентом первого экрана.</w:t>
-      </w:r>
-    </w:p>
-    <w:p>
-      <w:pPr>
-        <w:rPr>
-          <w:lang w:val="ru-RU"/>
-        </w:rPr>
-      </w:pPr>
-      <w:r>
-        <w:rPr>
-          <w:lang w:val="ru-RU"/>
-        </w:rPr>
-        <w:t>Кнопка «Смотреть кат</w:t>
-      </w:r>
-      <w:r>
-        <w:rPr>
-          <w:lang w:val="ru-RU"/>
-        </w:rPr>
-        <w:t xml:space="preserve">алог» находится в нижней части текстового блока. Она является внутренней ссылкой и переводит пользователя на страницу «Каталог». В базовом состоянии кнопка бордово-фиолетовая; при наведении получает синий </w:t>
+        <w:t>. Справа/по центру расположены пункты меню: «Главная», «Каталог», «Услуги», «Корзина», «О нас». На данной странице активным является пункт «Главная». Кнопка «Главная» обновляет текущую страницу; «Каталог» открывает каталог; «Услуги» — страницу услуг; «Корзина» — страницу заказа; «О нас» — информационную страницу компании.</w:t>
+      </w:r>
+    </w:p>
+    <w:p>
+      <w:pPr>
+        <w:rPr>
+          <w:lang w:val="ru-RU"/>
+        </w:rPr>
+      </w:pPr>
+      <w:r>
+        <w:rPr>
+          <w:lang w:val="ru-RU"/>
+        </w:rPr>
+        <w:t>Главный баннер расположен сразу под шапкой. В левой части размещены заголовок «Готовые и кастомные игровые ПК в Санкт-Петербурге», пункты преимуществ и поясняющий текст о сравнении стоимости аналогичной сборки. Справа расположено изображение двух игровых системных блоков. Баннер является главным визуальным акцентом первого экрана.</w:t>
+      </w:r>
+    </w:p>
+    <w:p>
+      <w:pPr>
+        <w:rPr>
+          <w:lang w:val="ru-RU"/>
+        </w:rPr>
+      </w:pPr>
+      <w:r>
+        <w:rPr>
+          <w:lang w:val="ru-RU"/>
+        </w:rPr>
+        <w:t xml:space="preserve">Кнопка «Смотреть каталог» находится в нижней части текстового блока. Она является внутренней ссылкой и переводит пользователя на страницу «Каталог». В базовом состоянии кнопка бордово-фиолетовая; при наведении получает синий </w:t>
       </w:r>
       <w:r>
         <w:t>hover</w:t>
@@ -3034,13 +2873,7 @@
         <w:rPr>
           <w:lang w:val="ru-RU"/>
         </w:rPr>
-        <w:t>; при нажатии фон становится синим. Размер и п</w:t>
-      </w:r>
-      <w:r>
-        <w:rPr>
-          <w:lang w:val="ru-RU"/>
-        </w:rPr>
-        <w:t>оложение кнопки не изменяются.</w:t>
+        <w:t>; при нажатии фон становится синим. Размер и положение кнопки не изменяются.</w:t>
       </w:r>
     </w:p>
     <w:p>
@@ -3094,38 +2927,20 @@
           <w:lang w:val="ru-RU"/>
         </w:rPr>
         <w:lastRenderedPageBreak/>
-        <w:t>Под главным баннером расположен ряд из четырёх карточек преи</w:t>
-      </w:r>
-      <w:r>
-        <w:rPr>
-          <w:lang w:val="ru-RU"/>
-        </w:rPr>
-        <w:t>муществ: «Премиальный сервис», «Наилучшая сборка», «Сервисный центр», «Шоурум в центре СПб». Карточки имеют одинаковую высоту, скруглённые углы, тёмно-серый фон, голубую линейную пиктограмму и короткую подпись. Карточки выполняют информационную функцию и в</w:t>
-      </w:r>
-      <w:r>
-        <w:rPr>
-          <w:lang w:val="ru-RU"/>
-        </w:rPr>
-        <w:t>изуально формируют единый ряд преимуществ.</w:t>
-      </w:r>
-    </w:p>
-    <w:p>
-      <w:pPr>
-        <w:rPr>
-          <w:lang w:val="ru-RU"/>
-        </w:rPr>
-      </w:pPr>
-      <w:r>
-        <w:rPr>
-          <w:lang w:val="ru-RU"/>
-        </w:rPr>
-        <w:t>Ниже расположены два крупных информационных блока. Левый блок «Гарантия до 3 лет» сообщает о бесплатном гарантийном обслуживании и поддержке. В правой части блока размещено изображение корпуса/компьютера. Правый б</w:t>
-      </w:r>
-      <w:r>
-        <w:rPr>
-          <w:lang w:val="ru-RU"/>
-        </w:rPr>
-        <w:t>лок «</w:t>
+        <w:t>Под главным баннером расположен ряд из четырёх карточек преимуществ: «Премиальный сервис», «Наилучшая сборка», «Сервисный центр», «Шоурум в центре СПб». Карточки имеют одинаковую высоту, скруглённые углы, тёмно-серый фон, голубую линейную пиктограмму и короткую подпись. Карточки выполняют информационную функцию и визуально формируют единый ряд преимуществ.</w:t>
+      </w:r>
+    </w:p>
+    <w:p>
+      <w:pPr>
+        <w:rPr>
+          <w:lang w:val="ru-RU"/>
+        </w:rPr>
+      </w:pPr>
+      <w:r>
+        <w:rPr>
+          <w:lang w:val="ru-RU"/>
+        </w:rPr>
+        <w:t>Ниже расположены два крупных информационных блока. Левый блок «Гарантия до 3 лет» сообщает о бесплатном гарантийном обслуживании и поддержке. В правой части блока размещено изображение корпуса/компьютера. Правый блок «</w:t>
       </w:r>
       <w:r>
         <w:t>Trade</w:t>
@@ -3156,13 +2971,7 @@
         <w:rPr>
           <w:lang w:val="ru-RU"/>
         </w:rPr>
-        <w:t>Между блоками выдерживаются равномерные отступы. Текст должен оставаться чита</w:t>
-      </w:r>
-      <w:r>
-        <w:rPr>
-          <w:lang w:val="ru-RU"/>
-        </w:rPr>
-        <w:t>емым на фоне технического чертежа. Изображения внутри карточек масштабируются без искажений и не перекрывают текст.</w:t>
+        <w:t>Между блоками выдерживаются равномерные отступы. Текст должен оставаться читаемым на фоне технического чертежа. Изображения внутри карточек масштабируются без искажений и не перекрывают текст.</w:t>
       </w:r>
     </w:p>
     <w:p>
@@ -3176,13 +2985,7 @@
         <w:rPr>
           <w:lang w:val="ru-RU"/>
         </w:rPr>
-        <w:t>Блок «Этапы оформления заказа» расположен ниже информационных карточек. В верхней части находится заголовок. Под ним горизонтально размещены</w:t>
-      </w:r>
-      <w:r>
-        <w:rPr>
-          <w:lang w:val="ru-RU"/>
-        </w:rPr>
-        <w:t xml:space="preserve"> шесть карточек 01–06. Все карточки имеют одинаковую структуру: номер этапа в верхнем левом углу, синюю линейную иконку, заголовок и краткое описание.</w:t>
+        <w:t>Блок «Этапы оформления заказа» расположен ниже информационных карточек. В верхней части находится заголовок. Под ним горизонтально размещены шесть карточек 01–06. Все карточки имеют одинаковую структуру: номер этапа в верхнем левом углу, синюю линейную иконку, заголовок и краткое описание.</w:t>
       </w:r>
     </w:p>
     <w:p>
@@ -3196,13 +2999,7 @@
         <w:rPr>
           <w:lang w:val="ru-RU"/>
         </w:rPr>
-        <w:t>– 01 «Выбираете ПК» — пользователь выбирает готовый вариант в каталоге или обращается за индивидуальным п</w:t>
-      </w:r>
-      <w:r>
-        <w:rPr>
-          <w:lang w:val="ru-RU"/>
-        </w:rPr>
-        <w:t>одбором под задачи.</w:t>
+        <w:t>– 01 «Выбираете ПК» — пользователь выбирает готовый вариант в каталоге или обращается за индивидуальным подбором под задачи.</w:t>
       </w:r>
     </w:p>
     <w:p>
@@ -3244,13 +3041,7 @@
         <w:rPr>
           <w:lang w:val="ru-RU"/>
         </w:rPr>
-        <w:t>– 04 «На</w:t>
-      </w:r>
-      <w:r>
-        <w:rPr>
-          <w:lang w:val="ru-RU"/>
-        </w:rPr>
-        <w:t>страиваем и тестируем» — устанавливаются необходимые настройки, проводится проверка стабильности и стресс-тестирование.</w:t>
+        <w:t>– 04 «Настраиваем и тестируем» — устанавливаются необходимые настройки, проводится проверка стабильности и стресс-тестирование.</w:t>
       </w:r>
     </w:p>
     <w:p>
@@ -3279,32 +3070,20 @@
         <w:rPr>
           <w:lang w:val="ru-RU"/>
         </w:rPr>
-        <w:t>– 06 «Доста</w:t>
-      </w:r>
-      <w:r>
-        <w:rPr>
-          <w:lang w:val="ru-RU"/>
-        </w:rPr>
-        <w:t>вляем в ваш город» — заказ отправляется пользователю с учётом региона и выбранной транспортной компании.</w:t>
-      </w:r>
-    </w:p>
-    <w:p>
-      <w:pPr>
-        <w:rPr>
-          <w:lang w:val="ru-RU"/>
-        </w:rPr>
-      </w:pPr>
-      <w:r>
-        <w:rPr>
-          <w:lang w:val="ru-RU"/>
-        </w:rPr>
-        <w:t>Карточки этапов являются информационными и не выполняют переходов. При наведении допустимо лёгкое визуальное усиление синего свечения без изменения раз</w:t>
-      </w:r>
-      <w:r>
-        <w:rPr>
-          <w:lang w:val="ru-RU"/>
-        </w:rPr>
-        <w:t>меров. Карточки должны сохранять одинаковую высоту и не обрезать текст.</w:t>
+        <w:t>– 06 «Доставляем в ваш город» — заказ отправляется пользователю с учётом региона и выбранной транспортной компании.</w:t>
+      </w:r>
+    </w:p>
+    <w:p>
+      <w:pPr>
+        <w:rPr>
+          <w:lang w:val="ru-RU"/>
+        </w:rPr>
+      </w:pPr>
+      <w:r>
+        <w:rPr>
+          <w:lang w:val="ru-RU"/>
+        </w:rPr>
+        <w:t>Карточки этапов являются информационными и не выполняют переходов. При наведении допустимо лёгкое визуальное усиление синего свечения без изменения размеров. Карточки должны сохранять одинаковую высоту и не обрезать текст.</w:t>
       </w:r>
     </w:p>
     <w:p>
@@ -3325,13 +3104,7 @@
         <w:rPr>
           <w:lang w:val="ru-RU"/>
         </w:rPr>
-        <w:t xml:space="preserve"> расположен ниже этапов заказа. Он выполнен в тёмно-бордовой и фиолетовой гамме и содержит текст об ограниченном предложении: при покупке ПК пользователь получает скидку на </w:t>
-      </w:r>
-      <w:r>
-        <w:rPr>
-          <w:lang w:val="ru-RU"/>
-        </w:rPr>
-        <w:t>комплект. В тексте указана скидка 5% и перечислены возможные элементы комплекта: монитор, клавиатура, мышь, наушники и другие аксессуары.</w:t>
+        <w:t xml:space="preserve"> расположен ниже этапов заказа. Он выполнен в тёмно-бордовой и фиолетовой гамме и содержит текст об ограниченном предложении: при покупке ПК пользователь получает скидку на комплект. В тексте указана скидка 5% и перечислены возможные элементы комплекта: монитор, клавиатура, мышь, наушники и другие аксессуары.</w:t>
       </w:r>
     </w:p>
     <w:p>
@@ -3358,13 +3131,7 @@
         <w:rPr>
           <w:lang w:val="ru-RU"/>
         </w:rPr>
-        <w:t xml:space="preserve"> и переводит пользов</w:t>
-      </w:r>
-      <w:r>
-        <w:rPr>
-          <w:lang w:val="ru-RU"/>
-        </w:rPr>
-        <w:t xml:space="preserve">ателя на страницу «Каталог» либо к соответствующему набору товаров в каталоге. В базовом состоянии кнопка бордово-фиолетовая; </w:t>
+        <w:t xml:space="preserve"> и переводит пользователя на страницу «Каталог» либо к соответствующему набору товаров в каталоге. В базовом состоянии кнопка бордово-фиолетовая; </w:t>
       </w:r>
       <w:r>
         <w:t>hover</w:t>
@@ -3395,13 +3162,7 @@
         <w:rPr>
           <w:lang w:val="ru-RU"/>
         </w:rPr>
-        <w:t>Подвал расположен в нижней части ст</w:t>
-      </w:r>
-      <w:r>
-        <w:rPr>
-          <w:lang w:val="ru-RU"/>
-        </w:rPr>
-        <w:t>раницы. В левой части выводится контакт «</w:t>
+        <w:t>Подвал расположен в нижней части страницы. В левой части выводится контакт «</w:t>
       </w:r>
       <w:proofErr w:type="spellStart"/>
       <w:r>
@@ -3474,13 +3235,7 @@
         <w:rPr>
           <w:lang w:val="ru-RU"/>
         </w:rPr>
-        <w:t xml:space="preserve"> запускает почтовый</w:t>
-      </w:r>
-      <w:r>
-        <w:rPr>
-          <w:lang w:val="ru-RU"/>
-        </w:rPr>
-        <w:t xml:space="preserve"> сценарий. </w:t>
+        <w:t xml:space="preserve"> запускает почтовый сценарий. </w:t>
       </w:r>
     </w:p>
     <w:p>
@@ -3538,51 +3293,33 @@
         <w:rPr>
           <w:lang w:val="ru-RU"/>
         </w:rPr>
-        <w:t>Страница «Каталог» предназначена для выбора готового компьютера и добавления</w:t>
-      </w:r>
-      <w:r>
-        <w:rPr>
-          <w:lang w:val="ru-RU"/>
-        </w:rPr>
-        <w:t xml:space="preserve"> позиции в корзину. Последовательность: общая шапка, заголовок «Игровые компьютеры», широкий рекламный баннер, блок «Оптимальные», блок «Премиальные», подвал.</w:t>
-      </w:r>
-    </w:p>
-    <w:p>
-      <w:pPr>
-        <w:rPr>
-          <w:lang w:val="ru-RU"/>
-        </w:rPr>
-      </w:pPr>
-      <w:r>
-        <w:rPr>
-          <w:lang w:val="ru-RU"/>
-        </w:rPr>
-        <w:t>В шапке активным является пункт «Каталог». Остальные пункты работают как внутренние ссылки на соо</w:t>
-      </w:r>
-      <w:r>
-        <w:rPr>
-          <w:lang w:val="ru-RU"/>
-        </w:rPr>
-        <w:t xml:space="preserve">тветствующие страницы. </w:t>
-      </w:r>
-    </w:p>
-    <w:p>
-      <w:pPr>
-        <w:rPr>
-          <w:lang w:val="ru-RU"/>
-        </w:rPr>
-      </w:pPr>
-      <w:r>
-        <w:rPr>
-          <w:lang w:val="ru-RU"/>
-        </w:rPr>
-        <w:t xml:space="preserve">Под заголовком «Игровые компьютеры» расположен широкий баннер с изображением двух системных блоков с синей и фиолетовой подсветкой. Баннер выполняет визуально-информационную функцию. Если для баннера предусмотрена внешняя ссылка на </w:t>
-      </w:r>
-      <w:r>
-        <w:rPr>
-          <w:lang w:val="ru-RU"/>
-        </w:rPr>
-        <w:t xml:space="preserve">подбор конфигурации или промостраницу, вся его область может быть </w:t>
+        <w:t>Страница «Каталог» предназначена для выбора готового компьютера и добавления позиции в корзину. Последовательность: общая шапка, заголовок «Игровые компьютеры», широкий рекламный баннер, блок «Оптимальные», блок «Премиальные», подвал.</w:t>
+      </w:r>
+    </w:p>
+    <w:p>
+      <w:pPr>
+        <w:rPr>
+          <w:lang w:val="ru-RU"/>
+        </w:rPr>
+      </w:pPr>
+      <w:r>
+        <w:rPr>
+          <w:lang w:val="ru-RU"/>
+        </w:rPr>
+        <w:t xml:space="preserve">В шапке активным является пункт «Каталог». Остальные пункты работают как внутренние ссылки на соответствующие страницы. </w:t>
+      </w:r>
+    </w:p>
+    <w:p>
+      <w:pPr>
+        <w:rPr>
+          <w:lang w:val="ru-RU"/>
+        </w:rPr>
+      </w:pPr>
+      <w:r>
+        <w:rPr>
+          <w:lang w:val="ru-RU"/>
+        </w:rPr>
+        <w:t xml:space="preserve">Под заголовком «Игровые компьютеры» расположен широкий баннер с изображением двух системных блоков с синей и фиолетовой подсветкой. Баннер выполняет визуально-информационную функцию. Если для баннера предусмотрена внешняя ссылка на подбор конфигурации или промостраницу, вся его область может быть </w:t>
       </w:r>
       <w:proofErr w:type="spellStart"/>
       <w:r>
@@ -3618,13 +3355,7 @@
         <w:rPr>
           <w:lang w:val="ru-RU"/>
         </w:rPr>
-        <w:t>Первая категория имеет подпись «Оптимальные. Идеальный баланс цены и производительности». В один ряд размещены четыре карточки: «Стартовый»,</w:t>
-      </w:r>
-      <w:r>
-        <w:rPr>
-          <w:lang w:val="ru-RU"/>
-        </w:rPr>
-        <w:t xml:space="preserve"> «Универсальный», «Оптимальный», «Вход в </w:t>
+        <w:t xml:space="preserve">Первая категория имеет подпись «Оптимальные. Идеальный баланс цены и производительности». В один ряд размещены четыре карточки: «Стартовый», «Универсальный», «Оптимальный», «Вход в </w:t>
       </w:r>
       <w:r>
         <w:t>High</w:t>
@@ -3668,13 +3399,7 @@
         <w:rPr>
           <w:lang w:val="ru-RU"/>
         </w:rPr>
-        <w:t xml:space="preserve">Карточки </w:t>
-      </w:r>
-      <w:r>
-        <w:rPr>
-          <w:lang w:val="ru-RU"/>
-        </w:rPr>
-        <w:t xml:space="preserve">«Универсальный», «Оптимальный» и «Вход в </w:t>
+        <w:t xml:space="preserve">Карточки «Универсальный», «Оптимальный» и «Вход в </w:t>
       </w:r>
       <w:r>
         <w:t>High</w:t>
@@ -3692,13 +3417,7 @@
         <w:rPr>
           <w:lang w:val="ru-RU"/>
         </w:rPr>
-        <w:t xml:space="preserve">» работают по тому же принципу. Каждая иконка корзины относится только к своей карточке и должна передавать в корзину название, стоимость, характеристики, изображение и количество 1. Повторное нажатие может </w:t>
-      </w:r>
-      <w:r>
-        <w:rPr>
-          <w:lang w:val="ru-RU"/>
-        </w:rPr>
-        <w:t>увеличивать количество уже существующей позиции.</w:t>
+        <w:t>» работают по тому же принципу. Каждая иконка корзины относится только к своей карточке и должна передавать в корзину название, стоимость, характеристики, изображение и количество 1. Повторное нажатие может увеличивать количество уже существующей позиции.</w:t>
       </w:r>
     </w:p>
     <w:p>
@@ -3745,13 +3464,7 @@
         <w:rPr>
           <w:lang w:val="ru-RU"/>
         </w:rPr>
-        <w:t>». Структура карточек полно</w:t>
-      </w:r>
-      <w:r>
-        <w:rPr>
-          <w:lang w:val="ru-RU"/>
-        </w:rPr>
-        <w:t>стью совпадает с первой категорией: изображение сверху, бордовая информационная зона снизу, стоимость и круглая иконка добавления в корзину.</w:t>
+        <w:t>». Структура карточек полностью совпадает с первой категорией: изображение сверху, бордовая информационная зона снизу, стоимость и круглая иконка добавления в корзину.</w:t>
       </w:r>
     </w:p>
     <w:p>
@@ -3791,13 +3504,7 @@
         <w:rPr>
           <w:lang w:val="ru-RU"/>
         </w:rPr>
-        <w:t xml:space="preserve"> элементами страницы являются: пункты шапк</w:t>
-      </w:r>
-      <w:r>
-        <w:rPr>
-          <w:lang w:val="ru-RU"/>
-        </w:rPr>
-        <w:t xml:space="preserve">и, логотип </w:t>
+        <w:t xml:space="preserve"> элементами страницы являются: пункты шапки, логотип </w:t>
       </w:r>
       <w:r>
         <w:t>DARKBYTE</w:t>
@@ -3819,32 +3526,20 @@
         <w:rPr>
           <w:lang w:val="ru-RU"/>
         </w:rPr>
-        <w:t>При добавлении товара в корзину формируетс</w:t>
-      </w:r>
-      <w:r>
-        <w:rPr>
-          <w:lang w:val="ru-RU"/>
-        </w:rPr>
-        <w:t>я позиция с данными выбранной карточки. Если один и тот же товар добавляется несколько раз, количество допускается увеличивать в существующей строке. Цена в корзине рассчитывается исходя из количества.</w:t>
-      </w:r>
-    </w:p>
-    <w:p>
-      <w:pPr>
-        <w:rPr>
-          <w:lang w:val="ru-RU"/>
-        </w:rPr>
-      </w:pPr>
-      <w:r>
-        <w:rPr>
-          <w:lang w:val="ru-RU"/>
-        </w:rPr>
-        <w:t>Если карточка товара в дальнейшем будет использоваться</w:t>
-      </w:r>
-      <w:r>
-        <w:rPr>
-          <w:lang w:val="ru-RU"/>
-        </w:rPr>
-        <w:t xml:space="preserve"> как ссылка на отдельную карточку товара, </w:t>
+        <w:t>При добавлении товара в корзину формируется позиция с данными выбранной карточки. Если один и тот же товар добавляется несколько раз, количество допускается увеличивать в существующей строке. Цена в корзине рассчитывается исходя из количества.</w:t>
+      </w:r>
+    </w:p>
+    <w:p>
+      <w:pPr>
+        <w:rPr>
+          <w:lang w:val="ru-RU"/>
+        </w:rPr>
+      </w:pPr>
+      <w:r>
+        <w:rPr>
+          <w:lang w:val="ru-RU"/>
+        </w:rPr>
+        <w:t xml:space="preserve">Если карточка товара в дальнейшем будет использоваться как ссылка на отдельную карточку товара, </w:t>
       </w:r>
       <w:proofErr w:type="spellStart"/>
       <w:r>
@@ -3871,13 +3566,7 @@
         <w:rPr>
           <w:lang w:val="ru-RU"/>
         </w:rPr>
-        <w:t>П</w:t>
-      </w:r>
-      <w:r>
-        <w:rPr>
-          <w:lang w:val="ru-RU"/>
-        </w:rPr>
-        <w:t xml:space="preserve">одвал соответствует главной странице и содержит контактную строку </w:t>
+        <w:t xml:space="preserve">Подвал соответствует главной странице и содержит контактную строку </w:t>
       </w:r>
       <w:r>
         <w:t>DARKBYTE</w:t>
@@ -3951,32 +3640,20 @@
         <w:rPr>
           <w:lang w:val="ru-RU"/>
         </w:rPr>
-        <w:t>Страница «Услуги» предназначена для выбора дополнительных работ по н</w:t>
-      </w:r>
-      <w:r>
-        <w:rPr>
-          <w:lang w:val="ru-RU"/>
-        </w:rPr>
-        <w:t>астройке, диагностике, чистке, обслуживанию и сборке компьютеров. В шапке активным является пункт «Услуги». Ниже расположен заголовок «Услуги» и сетка из пяти карточек.</w:t>
-      </w:r>
-    </w:p>
-    <w:p>
-      <w:pPr>
-        <w:rPr>
-          <w:lang w:val="ru-RU"/>
-        </w:rPr>
-      </w:pPr>
-      <w:r>
-        <w:rPr>
-          <w:lang w:val="ru-RU"/>
-        </w:rPr>
-        <w:t xml:space="preserve">Карточка «Установка ОС и программ» содержит тематическое изображение, название, пункты </w:t>
-      </w:r>
-      <w:r>
-        <w:rPr>
-          <w:lang w:val="ru-RU"/>
-        </w:rPr>
-        <w:t xml:space="preserve">«Установим или переустановим операционную систему и драйверы» и «Обновим и настроим </w:t>
+        <w:t>Страница «Услуги» предназначена для выбора дополнительных работ по настройке, диагностике, чистке, обслуживанию и сборке компьютеров. В шапке активным является пункт «Услуги». Ниже расположен заголовок «Услуги» и сетка из пяти карточек.</w:t>
+      </w:r>
+    </w:p>
+    <w:p>
+      <w:pPr>
+        <w:rPr>
+          <w:lang w:val="ru-RU"/>
+        </w:rPr>
+      </w:pPr>
+      <w:r>
+        <w:rPr>
+          <w:lang w:val="ru-RU"/>
+        </w:rPr>
+        <w:t xml:space="preserve">Карточка «Установка ОС и программ» содержит тематическое изображение, название, пункты «Установим или переустановим операционную систему и драйверы» и «Обновим и настроим </w:t>
       </w:r>
       <w:r>
         <w:t>BIOS</w:t>
@@ -3999,70 +3676,46 @@
         <w:rPr>
           <w:lang w:val="ru-RU"/>
         </w:rPr>
-        <w:t>: она подтверждае</w:t>
-      </w:r>
-      <w:r>
-        <w:rPr>
-          <w:lang w:val="ru-RU"/>
-        </w:rPr>
-        <w:t>т выбор услуги/активирует её карточку.</w:t>
-      </w:r>
-    </w:p>
-    <w:p>
-      <w:pPr>
-        <w:rPr>
-          <w:lang w:val="ru-RU"/>
-        </w:rPr>
-      </w:pPr>
-      <w:r>
-        <w:rPr>
-          <w:lang w:val="ru-RU"/>
-        </w:rPr>
-        <w:t>Карточка «Диагностика» содержит изображение мониторинга системы, краткое описание выявления программных и аппаратных неисправностей и полной проверки комплектующих, стоимость «От 2 000 ₽» и иконку корзины. Логика кноп</w:t>
-      </w:r>
-      <w:r>
-        <w:rPr>
-          <w:lang w:val="ru-RU"/>
-        </w:rPr>
-        <w:t>ок аналогична первой карточке.</w:t>
-      </w:r>
-    </w:p>
-    <w:p>
-      <w:pPr>
-        <w:rPr>
-          <w:lang w:val="ru-RU"/>
-        </w:rPr>
-      </w:pPr>
-      <w:r>
-        <w:rPr>
-          <w:lang w:val="ru-RU"/>
-        </w:rPr>
-        <w:t>Карточка «Чистка» содержит изображение очистки комплектующих, описание очистки от пыли и загрязнений, продувки радиаторов и системы охлаждения, стоимость «От 5 000 ₽» и иконку корзины. Нажатие на корзину добавляет услугу в за</w:t>
-      </w:r>
-      <w:r>
-        <w:rPr>
-          <w:lang w:val="ru-RU"/>
-        </w:rPr>
-        <w:t>каз.</w:t>
-      </w:r>
-    </w:p>
-    <w:p>
-      <w:pPr>
-        <w:rPr>
-          <w:lang w:val="ru-RU"/>
-        </w:rPr>
-      </w:pPr>
-      <w:r>
-        <w:rPr>
-          <w:lang w:val="ru-RU"/>
-        </w:rPr>
-        <w:t>Во второй строке расположены карточки «Обслуживание» и «Сборка». «Обслуживание» включает замену термопасты на процессоре и видеокарте и проведение стресс-тестирования. В карточке размещены стоимость «От 2 000 ₽» и круглая кнопка корзины. «Сборка» вклю</w:t>
-      </w:r>
-      <w:r>
-        <w:rPr>
-          <w:lang w:val="ru-RU"/>
-        </w:rPr>
-        <w:t>чает сборку компьютера из выбранных комплектующих и перенос компонентов из старого корпуса в новый; стоимость указана «От 8 000 ₽».</w:t>
+        <w:t>: она подтверждает выбор услуги/активирует её карточку.</w:t>
+      </w:r>
+    </w:p>
+    <w:p>
+      <w:pPr>
+        <w:rPr>
+          <w:lang w:val="ru-RU"/>
+        </w:rPr>
+      </w:pPr>
+      <w:r>
+        <w:rPr>
+          <w:lang w:val="ru-RU"/>
+        </w:rPr>
+        <w:t>Карточка «Диагностика» содержит изображение мониторинга системы, краткое описание выявления программных и аппаратных неисправностей и полной проверки комплектующих, стоимость «От 2 000 ₽» и иконку корзины. Логика кнопок аналогична первой карточке.</w:t>
+      </w:r>
+    </w:p>
+    <w:p>
+      <w:pPr>
+        <w:rPr>
+          <w:lang w:val="ru-RU"/>
+        </w:rPr>
+      </w:pPr>
+      <w:r>
+        <w:rPr>
+          <w:lang w:val="ru-RU"/>
+        </w:rPr>
+        <w:t>Карточка «Чистка» содержит изображение очистки комплектующих, описание очистки от пыли и загрязнений, продувки радиаторов и системы охлаждения, стоимость «От 5 000 ₽» и иконку корзины. Нажатие на корзину добавляет услугу в заказ.</w:t>
+      </w:r>
+    </w:p>
+    <w:p>
+      <w:pPr>
+        <w:rPr>
+          <w:lang w:val="ru-RU"/>
+        </w:rPr>
+      </w:pPr>
+      <w:r>
+        <w:rPr>
+          <w:lang w:val="ru-RU"/>
+        </w:rPr>
+        <w:t>Во второй строке расположены карточки «Обслуживание» и «Сборка». «Обслуживание» включает замену термопасты на процессоре и видеокарте и проведение стресс-тестирования. В карточке размещены стоимость «От 2 000 ₽» и круглая кнопка корзины. «Сборка» включает сборку компьютера из выбранных комплектующих и перенос компонентов из старого корпуса в новый; стоимость указана «От 8 000 ₽».</w:t>
       </w:r>
     </w:p>
     <w:p>
@@ -4089,13 +3742,7 @@
         <w:rPr>
           <w:lang w:val="ru-RU"/>
         </w:rPr>
-        <w:t xml:space="preserve"> и добавляют соответствующую услугу в корзину. Пять плашек стоимости также счи</w:t>
-      </w:r>
-      <w:r>
-        <w:rPr>
-          <w:lang w:val="ru-RU"/>
-        </w:rPr>
-        <w:t xml:space="preserve">таются интерактивными кнопками выбора/уточнения услуги. При наведении </w:t>
+        <w:t xml:space="preserve"> и добавляют соответствующую услугу в корзину. Пять плашек стоимости также считаются интерактивными кнопками выбора/уточнения услуги. При наведении </w:t>
       </w:r>
       <w:r>
         <w:rPr>
@@ -4115,13 +3762,7 @@
         <w:rPr>
           <w:lang w:val="ru-RU"/>
         </w:rPr>
-        <w:t>После добавления услуги пользователь может перейти в «Корзину» через шапку. В корзине услуга должна</w:t>
-      </w:r>
-      <w:r>
-        <w:rPr>
-          <w:lang w:val="ru-RU"/>
-        </w:rPr>
-        <w:t xml:space="preserve"> отображаться отдельной позицией с названием, стоимостью и количеством. </w:t>
+        <w:t xml:space="preserve">После добавления услуги пользователь может перейти в «Корзину» через шапку. В корзине услуга должна отображаться отдельной позицией с названием, стоимостью и количеством. </w:t>
       </w:r>
     </w:p>
     <w:p>
@@ -4175,13 +3816,7 @@
         <w:rPr>
           <w:lang w:val="ru-RU"/>
         </w:rPr>
-        <w:t xml:space="preserve"> и используют открытие внешнего ресурса в ново</w:t>
-      </w:r>
-      <w:r>
-        <w:rPr>
-          <w:lang w:val="ru-RU"/>
-        </w:rPr>
-        <w:t>й вкладке</w:t>
+        <w:t xml:space="preserve"> и используют открытие внешнего ресурса в новой вкладке</w:t>
       </w:r>
       <w:r>
         <w:rPr>
@@ -4232,32 +3867,20 @@
         <w:rPr>
           <w:lang w:val="ru-RU"/>
         </w:rPr>
-        <w:t>Страница «Корзина» предназначена для проверки состава заказа, изменения количества и ввода контактных данных. В шапке активным является пункт «Корзина». Под шапкой расположен заголовок «Ваш заказ:» и горизонтальная ра</w:t>
-      </w:r>
-      <w:r>
-        <w:rPr>
-          <w:lang w:val="ru-RU"/>
-        </w:rPr>
-        <w:t>зделительная линия.</w:t>
-      </w:r>
-    </w:p>
-    <w:p>
-      <w:pPr>
-        <w:rPr>
-          <w:lang w:val="ru-RU"/>
-        </w:rPr>
-      </w:pPr>
-      <w:r>
-        <w:rPr>
-          <w:lang w:val="ru-RU"/>
-        </w:rPr>
-        <w:t>Позиция заказа отображается отдельной строкой. Слева находится изображение выбранного товара, далее название «Стартовый» и перечень характеристик: цвет, процессор, видеокарта, память, охлаждение, гарантия, корпус. Справа расположены кно</w:t>
-      </w:r>
-      <w:r>
-        <w:rPr>
-          <w:lang w:val="ru-RU"/>
-        </w:rPr>
-        <w:t>пки «+» и «−», текущая цена и круглая кнопка удаления.</w:t>
+        <w:t>Страница «Корзина» предназначена для проверки состава заказа, изменения количества и ввода контактных данных. В шапке активным является пункт «Корзина». Под шапкой расположен заголовок «Ваш заказ:» и горизонтальная разделительная линия.</w:t>
+      </w:r>
+    </w:p>
+    <w:p>
+      <w:pPr>
+        <w:rPr>
+          <w:lang w:val="ru-RU"/>
+        </w:rPr>
+      </w:pPr>
+      <w:r>
+        <w:rPr>
+          <w:lang w:val="ru-RU"/>
+        </w:rPr>
+        <w:t>Позиция заказа отображается отдельной строкой. Слева находится изображение выбранного товара, далее название «Стартовый» и перечень характеристик: цвет, процессор, видеокарта, память, охлаждение, гарантия, корпус. Справа расположены кнопки «+» и «−», текущая цена и круглая кнопка удаления.</w:t>
       </w:r>
     </w:p>
     <w:p>
@@ -4284,13 +3907,7 @@
         <w:rPr>
           <w:lang w:val="ru-RU"/>
         </w:rPr>
-        <w:t xml:space="preserve"> и увеличивает количество позиции на одну единицу. После нажатия должна пересчитываться стоимость строки и итоговая сумма. Кнопка «−» уменьшает количество на одну единицу, но не д</w:t>
-      </w:r>
-      <w:r>
-        <w:rPr>
-          <w:lang w:val="ru-RU"/>
-        </w:rPr>
-        <w:t>опускает отрицательного значения. При количестве 1 дальнейшее</w:t>
+        <w:t xml:space="preserve"> и увеличивает количество позиции на одну единицу. После нажатия должна пересчитываться стоимость строки и итоговая сумма. Кнопка «−» уменьшает количество на одну единицу, но не допускает отрицательного значения. При количестве 1 дальнейшее</w:t>
       </w:r>
       <w:r>
         <w:rPr>
@@ -4328,32 +3945,20 @@
         <w:rPr>
           <w:lang w:val="ru-RU"/>
         </w:rPr>
-        <w:t xml:space="preserve">Под списком </w:t>
-      </w:r>
-      <w:r>
-        <w:rPr>
-          <w:lang w:val="ru-RU"/>
-        </w:rPr>
-        <w:t>товаров справа отображается строка «Сумма: … ₽». Значение рассчитывается на основании всех товаров и услуг с учётом количества. Пересчёт выполняется после каждого добавления, уменьшения количества или удаления позиции.</w:t>
-      </w:r>
-    </w:p>
-    <w:p>
-      <w:pPr>
-        <w:rPr>
-          <w:lang w:val="ru-RU"/>
-        </w:rPr>
-      </w:pPr>
-      <w:r>
-        <w:rPr>
-          <w:lang w:val="ru-RU"/>
-        </w:rPr>
-        <w:t>Ниже расположен информационный блок с</w:t>
-      </w:r>
-      <w:r>
-        <w:rPr>
-          <w:lang w:val="ru-RU"/>
-        </w:rPr>
-        <w:t xml:space="preserve"> предупреждающей пиктограммой. Текст сообщает, что </w:t>
+        <w:t>Под списком товаров справа отображается строка «Сумма: … ₽». Значение рассчитывается на основании всех товаров и услуг с учётом количества. Пересчёт выполняется после каждого добавления, уменьшения количества или удаления позиции.</w:t>
+      </w:r>
+    </w:p>
+    <w:p>
+      <w:pPr>
+        <w:rPr>
+          <w:lang w:val="ru-RU"/>
+        </w:rPr>
+      </w:pPr>
+      <w:r>
+        <w:rPr>
+          <w:lang w:val="ru-RU"/>
+        </w:rPr>
+        <w:t xml:space="preserve">Ниже расположен информационный блок с предупреждающей пиктограммой. Текст сообщает, что </w:t>
       </w:r>
       <w:r>
         <w:t>DARKBYTE</w:t>
@@ -4362,13 +3967,7 @@
         <w:rPr>
           <w:lang w:val="ru-RU"/>
         </w:rPr>
-        <w:t xml:space="preserve"> берёт на себя стоимость доставки до 5 000 ₽. Если доставка в выбранный регион стоит дороже, пользователь оплачивает небольшую разницу, а оставшуюся сумму компания покрывает самостоятельно. Блок но</w:t>
-      </w:r>
-      <w:r>
-        <w:rPr>
-          <w:lang w:val="ru-RU"/>
-        </w:rPr>
-        <w:t>сит информационный характер и не выполняет переход.</w:t>
+        <w:t xml:space="preserve"> берёт на себя стоимость доставки до 5 000 ₽. Если доставка в выбранный регион стоит дороже, пользователь оплачивает небольшую разницу, а оставшуюся сумму компания покрывает самостоятельно. Блок носит информационный характер и не выполняет переход.</w:t>
       </w:r>
     </w:p>
     <w:p>
@@ -4388,13 +3987,7 @@
           <w:lang w:val="ru-RU"/>
         </w:rPr>
         <w:lastRenderedPageBreak/>
-        <w:t>«Телефон» предназначено для ручного ввода номера; «Почта» —</w:t>
-      </w:r>
-      <w:r>
-        <w:rPr>
-          <w:lang w:val="ru-RU"/>
-        </w:rPr>
-        <w:t xml:space="preserve"> для адреса электронной почты; «Город» — для населённого пункта доставки.</w:t>
+        <w:t>«Телефон» предназначено для ручного ввода номера; «Почта» — для адреса электронной почты; «Город» — для населённого пункта доставки.</w:t>
       </w:r>
     </w:p>
     <w:p>
@@ -4416,13 +4009,7 @@
         <w:rPr>
           <w:lang w:val="ru-RU"/>
         </w:rPr>
-        <w:t>: граница становится заметнее или получает синий акцент. Значение сохраняется в форме до отправки. Пустые обязательные поля и некорректный</w:t>
-      </w:r>
-      <w:r>
-        <w:rPr>
-          <w:lang w:val="ru-RU"/>
-        </w:rPr>
-        <w:t xml:space="preserve"> </w:t>
+        <w:t xml:space="preserve">: граница становится заметнее или получает синий акцент. Значение сохраняется в форме до отправки. Пустые обязательные поля и некорректный </w:t>
       </w:r>
       <w:r>
         <w:t>email</w:t>
@@ -4498,13 +4085,7 @@
         <w:rPr>
           <w:lang w:val="ru-RU"/>
         </w:rPr>
-        <w:t>. При ошибке пользователь остаётся на странице, а рядом с проблемным полем появл</w:t>
-      </w:r>
-      <w:r>
-        <w:rPr>
-          <w:lang w:val="ru-RU"/>
-        </w:rPr>
-        <w:t>яется сообщение. Если корзина пуста, заказ не формируется.</w:t>
+        <w:t>. При ошибке пользователь остаётся на странице, а рядом с проблемным полем появляется сообщение. Если корзина пуста, заказ не формируется.</w:t>
       </w:r>
     </w:p>
     <w:p>
@@ -4530,13 +4111,7 @@
         <w:rPr>
           <w:lang w:val="ru-RU"/>
         </w:rPr>
-        <w:t>Подвал с</w:t>
-      </w:r>
-      <w:r>
-        <w:rPr>
-          <w:lang w:val="ru-RU"/>
-        </w:rPr>
-        <w:t xml:space="preserve">траницы идентичен остальным: контактная строка и внешние иконки. Все иконки </w:t>
+        <w:t xml:space="preserve">Подвал страницы идентичен остальным: контактная строка и внешние иконки. Все иконки </w:t>
       </w:r>
       <w:proofErr w:type="spellStart"/>
       <w:r>
@@ -4622,13 +4197,7 @@
         <w:rPr>
           <w:lang w:val="ru-RU"/>
         </w:rPr>
-        <w:t>Страница «О нас» предназначена для знаком</w:t>
-      </w:r>
-      <w:r>
-        <w:rPr>
-          <w:lang w:val="ru-RU"/>
-        </w:rPr>
-        <w:t xml:space="preserve">ства с компанией </w:t>
+        <w:t xml:space="preserve">Страница «О нас» предназначена для знакомства с компанией </w:t>
       </w:r>
       <w:r>
         <w:t>DARKBYTE</w:t>
@@ -4650,13 +4219,7 @@
         <w:rPr>
           <w:lang w:val="ru-RU"/>
         </w:rPr>
-        <w:t xml:space="preserve">Первый баннер «Контакты» расположен слева сверху. </w:t>
-      </w:r>
-      <w:r>
-        <w:rPr>
-          <w:lang w:val="ru-RU"/>
-        </w:rPr>
-        <w:t>Внутри указаны «</w:t>
+        <w:t>Первый баннер «Контакты» расположен слева сверху. Внутри указаны «</w:t>
       </w:r>
       <w:proofErr w:type="spellStart"/>
       <w:r>
@@ -4702,13 +4265,7 @@
         <w:rPr>
           <w:lang w:val="ru-RU"/>
         </w:rPr>
-        <w:t xml:space="preserve"> ссылками. Под баннером расположена тёмная подпись-кнопка «Контакты — связаться с нами</w:t>
-      </w:r>
-      <w:r>
-        <w:rPr>
-          <w:lang w:val="ru-RU"/>
-        </w:rPr>
-        <w:t xml:space="preserve">». Подпись также </w:t>
+        <w:t xml:space="preserve"> ссылками. Под баннером расположена тёмная подпись-кнопка «Контакты — связаться с нами». Подпись также </w:t>
       </w:r>
       <w:proofErr w:type="spellStart"/>
       <w:r>
@@ -4744,13 +4301,7 @@
         <w:rPr>
           <w:lang w:val="ru-RU"/>
         </w:rPr>
-        <w:t>, миссии и ценностях. Под ним находится подпись-кнопка «О нас — бренд, миссия и ценности». Баннер и подпи</w:t>
-      </w:r>
-      <w:r>
-        <w:rPr>
-          <w:lang w:val="ru-RU"/>
-        </w:rPr>
-        <w:t xml:space="preserve">сь могут быть </w:t>
+        <w:t xml:space="preserve">, миссии и ценностях. Под ним находится подпись-кнопка «О нас — бренд, миссия и ценности». Баннер и подпись могут быть </w:t>
       </w:r>
       <w:proofErr w:type="spellStart"/>
       <w:r>
@@ -4786,13 +4337,7 @@
         <w:rPr>
           <w:lang w:val="ru-RU"/>
         </w:rPr>
-        <w:t xml:space="preserve"> и содержит визуальный материал о реализуемых направлениях: игровые сборки, рабочие станци</w:t>
-      </w:r>
-      <w:r>
-        <w:rPr>
-          <w:lang w:val="ru-RU"/>
-        </w:rPr>
-        <w:t xml:space="preserve">и, корпоративные проекты и индивидуальные решения. Под баннером находится подпись-кнопка «Наши проекты — всё самое интересное». Баннер и подпись </w:t>
+        <w:t xml:space="preserve"> и содержит визуальный материал о реализуемых направлениях: игровые сборки, рабочие станции, корпоративные проекты и индивидуальные решения. Под баннером находится подпись-кнопка «Наши проекты — всё самое интересное». Баннер и подпись </w:t>
       </w:r>
       <w:proofErr w:type="spellStart"/>
       <w:r>
@@ -4825,13 +4370,7 @@
         <w:rPr>
           <w:lang w:val="ru-RU"/>
         </w:rPr>
-        <w:t>Четвёртый баннер расположен справа во втором ряду. Он раскрывает причины</w:t>
-      </w:r>
-      <w:r>
-        <w:rPr>
-          <w:lang w:val="ru-RU"/>
-        </w:rPr>
-        <w:t xml:space="preserve"> выбора </w:t>
+        <w:t xml:space="preserve">Четвёртый баннер расположен справа во втором ряду. Он раскрывает причины выбора </w:t>
       </w:r>
       <w:r>
         <w:t>DARKBYTE</w:t>
@@ -4879,13 +4418,7 @@
         <w:rPr>
           <w:lang w:val="ru-RU"/>
         </w:rPr>
-        <w:t>Все четыре баннера имеют общий визуальный стиль: тёмно-фиолетовые/сини</w:t>
-      </w:r>
-      <w:r>
-        <w:rPr>
-          <w:lang w:val="ru-RU"/>
-        </w:rPr>
-        <w:t>е градиенты, технические декоративные элементы, белый текст и светящиеся акценты. При клике на внешнюю ссылку новая страница открывается в отдельной вкладке.</w:t>
+        <w:t>Все четыре баннера имеют общий визуальный стиль: тёмно-фиолетовые/синие градиенты, технические декоративные элементы, белый текст и светящиеся акценты. При клике на внешнюю ссылку новая страница открывается в отдельной вкладке.</w:t>
       </w:r>
     </w:p>
     <w:p>
@@ -4906,51 +4439,33 @@
           <w:lang w:val="ru-RU"/>
         </w:rPr>
         <w:lastRenderedPageBreak/>
-        <w:t>Ниже баннеров расположен блок «Отзывы». Под заголовком размещён текст «Стремимся к космическому к</w:t>
-      </w:r>
-      <w:r>
-        <w:rPr>
-          <w:lang w:val="ru-RU"/>
-        </w:rPr>
-        <w:t>оличеству звезд от наших клиентов!». В видимой области представлены четыре карточки отзывов. Каждая карточка содержит круглый аватар, имя пользователя, текст и дату.</w:t>
-      </w:r>
-    </w:p>
-    <w:p>
-      <w:pPr>
-        <w:rPr>
-          <w:lang w:val="ru-RU"/>
-        </w:rPr>
-      </w:pPr>
-      <w:r>
-        <w:rPr>
-          <w:lang w:val="ru-RU"/>
-        </w:rPr>
-        <w:t>Блок отзывов является горизонтальным слайдером. Пользователь может перелистывать отзывы вл</w:t>
-      </w:r>
-      <w:r>
-        <w:rPr>
-          <w:lang w:val="ru-RU"/>
-        </w:rPr>
-        <w:t>ево и вправо с помощью элементов управления слайдером. После переключения отображается следующая карточка или следующая группа карточек. Верх и низ карточек не должны обрезаться.</w:t>
-      </w:r>
-    </w:p>
-    <w:p>
-      <w:pPr>
-        <w:rPr>
-          <w:lang w:val="ru-RU"/>
-        </w:rPr>
-      </w:pPr>
-      <w:r>
-        <w:rPr>
-          <w:lang w:val="ru-RU"/>
-        </w:rPr>
-        <w:t>Подвал повторяет остальные страницы и содержит контактную строку и внешние ик</w:t>
-      </w:r>
-      <w:r>
-        <w:rPr>
-          <w:lang w:val="ru-RU"/>
-        </w:rPr>
-        <w:t>онки. Все интерактивные элементы страницы «О нас» — пункты меню, логотип, четыре баннера/подписи, социальные иконки, элементы слайдера и иконки подвала.</w:t>
+        <w:t>Ниже баннеров расположен блок «Отзывы». Под заголовком размещён текст «Стремимся к космическому количеству звезд от наших клиентов!». В видимой области представлены четыре карточки отзывов. Каждая карточка содержит круглый аватар, имя пользователя, текст и дату.</w:t>
+      </w:r>
+    </w:p>
+    <w:p>
+      <w:pPr>
+        <w:rPr>
+          <w:lang w:val="ru-RU"/>
+        </w:rPr>
+      </w:pPr>
+      <w:r>
+        <w:rPr>
+          <w:lang w:val="ru-RU"/>
+        </w:rPr>
+        <w:t>Блок отзывов является горизонтальным слайдером. Пользователь может перелистывать отзывы влево и вправо с помощью элементов управления слайдером. После переключения отображается следующая карточка или следующая группа карточек. Верх и низ карточек не должны обрезаться.</w:t>
+      </w:r>
+    </w:p>
+    <w:p>
+      <w:pPr>
+        <w:rPr>
+          <w:lang w:val="ru-RU"/>
+        </w:rPr>
+      </w:pPr>
+      <w:r>
+        <w:rPr>
+          <w:lang w:val="ru-RU"/>
+        </w:rPr>
+        <w:t>Подвал повторяет остальные страницы и содержит контактную строку и внешние иконки. Все интерактивные элементы страницы «О нас» — пункты меню, логотип, четыре баннера/подписи, социальные иконки, элементы слайдера и иконки подвала.</w:t>
       </w:r>
     </w:p>
     <w:p>
@@ -5004,13 +4519,7 @@
         <w:rPr>
           <w:lang w:val="ru-RU"/>
         </w:rPr>
-        <w:t xml:space="preserve"> расположен слева и долже</w:t>
-      </w:r>
-      <w:r>
-        <w:rPr>
-          <w:lang w:val="ru-RU"/>
-        </w:rPr>
-        <w:t xml:space="preserve">н использоваться в одном написании на всём сайте. Рекомендуется сделать логотип ссылкой на главную страницу. Пункты меню расположены в один ряд: «Главная», «Каталог», «Услуги», «Корзина», «О нас». Каждый пункт </w:t>
+        <w:t xml:space="preserve"> расположен слева и должен использоваться в одном написании на всём сайте. Рекомендуется сделать логотип ссылкой на главную страницу. Пункты меню расположены в один ряд: «Главная», «Каталог», «Услуги», «Корзина», «О нас». Каждый пункт </w:t>
       </w:r>
       <w:proofErr w:type="spellStart"/>
       <w:r>
@@ -5024,13 +4533,7 @@
         <w:rPr>
           <w:lang w:val="ru-RU"/>
         </w:rPr>
-        <w:t>. Текущий раздел визуально выделяетс</w:t>
-      </w:r>
-      <w:r>
-        <w:rPr>
-          <w:lang w:val="ru-RU"/>
-        </w:rPr>
-        <w:t xml:space="preserve">я </w:t>
+        <w:t xml:space="preserve">. Текущий раздел визуально выделяется </w:t>
       </w:r>
       <w:r>
         <w:t>active</w:t>
@@ -5106,13 +4609,7 @@
         <w:rPr>
           <w:lang w:val="ru-RU"/>
         </w:rPr>
-        <w:t>Основной фон страницы — тёмный чертёж. Контентные карточки должны иметь достаточный контраст. Светлый текст не должен сливаться с линиями чертежа. Изображения размещаются в пределах контейнеров</w:t>
-      </w:r>
-      <w:r>
-        <w:rPr>
-          <w:lang w:val="ru-RU"/>
-        </w:rPr>
-        <w:t xml:space="preserve"> и не растягиваются непропорционально.</w:t>
+        <w:t>Основной фон страницы — тёмный чертёж. Контентные карточки должны иметь достаточный контраст. Светлый текст не должен сливаться с линиями чертежа. Изображения размещаются в пределах контейнеров и не растягиваются непропорционально.</w:t>
       </w:r>
     </w:p>
     <w:p>
@@ -5188,14 +4685,7 @@
           <w:lang w:val="ru-RU"/>
         </w:rPr>
         <w:lastRenderedPageBreak/>
-        <w:t xml:space="preserve">3.7 Пути </w:t>
-      </w:r>
-      <w:r>
-        <w:rPr>
-          <w:rFonts w:ascii="Times New Roman" w:eastAsia="Times New Roman" w:hAnsi="Times New Roman"/>
-          <w:lang w:val="ru-RU"/>
-        </w:rPr>
-        <w:t>попадания на страницы сайта</w:t>
+        <w:t>3.7 Пути попадания на страницы сайта</w:t>
       </w:r>
       <w:bookmarkEnd w:id="12"/>
     </w:p>
@@ -5310,13 +4800,7 @@
         <w:rPr>
           <w:lang w:val="ru-RU"/>
         </w:rPr>
-        <w:t>– кнопк</w:t>
-      </w:r>
-      <w:r>
-        <w:rPr>
-          <w:lang w:val="ru-RU"/>
-        </w:rPr>
-        <w:t>а «Смотреть каталог» на главном баннере;</w:t>
+        <w:t>– кнопка «Смотреть каталог» на главном баннере;</w:t>
       </w:r>
     </w:p>
     <w:p>
@@ -5399,13 +4883,7 @@
         <w:rPr>
           <w:lang w:val="ru-RU"/>
         </w:rPr>
-        <w:t>Страница «Услуги»: через пункт «Услуги» в шапке. Страница «Корзина»: через пункт «Корз</w:t>
-      </w:r>
-      <w:r>
-        <w:rPr>
-          <w:lang w:val="ru-RU"/>
-        </w:rPr>
-        <w:t>ина» в шапке после добавления товара или услуги. Страница «О нас»: через пункт «О нас» в шапке.</w:t>
+        <w:t>Страница «Услуги»: через пункт «Услуги» в шапке. Страница «Корзина»: через пункт «Корзина» в шапке после добавления товара или услуги. Страница «О нас»: через пункт «О нас» в шапке.</w:t>
       </w:r>
     </w:p>
     <w:p>
@@ -5445,13 +4923,7 @@
         <w:rPr>
           <w:lang w:val="ru-RU"/>
         </w:rPr>
-        <w:t xml:space="preserve"> в подвале; через контактный баннер страницы «О нас»; через информационные баннеры «О нас», «Наши проекты», «Почем</w:t>
-      </w:r>
-      <w:r>
-        <w:rPr>
-          <w:lang w:val="ru-RU"/>
-        </w:rPr>
-        <w:t xml:space="preserve">у мы?» и иконку-глобус главного баннера после назначения соответствующих </w:t>
+        <w:t xml:space="preserve"> в подвале; через контактный баннер страницы «О нас»; через информационные баннеры «О нас», «Наши проекты», «Почему мы?» и иконку-глобус главного баннера после назначения соответствующих </w:t>
       </w:r>
       <w:r>
         <w:t>URL</w:t>
@@ -5626,13 +5098,7 @@
         <w:rPr>
           <w:lang w:val="ru-RU"/>
         </w:rPr>
-        <w:t>– Иконка-гло</w:t>
-      </w:r>
-      <w:r>
-        <w:rPr>
-          <w:lang w:val="ru-RU"/>
-        </w:rPr>
-        <w:t xml:space="preserve">бус — внешняя ссылка, </w:t>
+        <w:t xml:space="preserve">– Иконка-глобус — внешняя ссылка, </w:t>
       </w:r>
       <w:r>
         <w:t>URL</w:t>
@@ -5737,13 +5203,7 @@
         <w:rPr>
           <w:lang w:val="ru-RU"/>
         </w:rPr>
-        <w:t xml:space="preserve">– восемь </w:t>
-      </w:r>
-      <w:r>
-        <w:rPr>
-          <w:lang w:val="ru-RU"/>
-        </w:rPr>
-        <w:t>круглых иконок корзины — добавление конкретного товара;</w:t>
+        <w:t>– восемь круглых иконок корзины — добавление конкретного товара;</w:t>
       </w:r>
     </w:p>
     <w:p>
@@ -5962,13 +5422,7 @@
         <w:rPr>
           <w:lang w:val="ru-RU"/>
         </w:rPr>
-        <w:t>Стр</w:t>
-      </w:r>
-      <w:r>
-        <w:rPr>
-          <w:lang w:val="ru-RU"/>
-        </w:rPr>
-        <w:t>аница «Корзина»:</w:t>
+        <w:t>Страница «Корзина»:</w:t>
       </w:r>
     </w:p>
     <w:p>
@@ -6052,13 +5506,7 @@
         <w:rPr>
           <w:lang w:val="ru-RU"/>
         </w:rPr>
-        <w:t>– «Оформить заказ» — проверка данных и отправка заказ</w:t>
-      </w:r>
-      <w:r>
-        <w:rPr>
-          <w:lang w:val="ru-RU"/>
-        </w:rPr>
-        <w:t>а;</w:t>
+        <w:t>– «Оформить заказ» — проверка данных и отправка заказа;</w:t>
       </w:r>
     </w:p>
     <w:p>
@@ -6099,13 +5547,7 @@
         <w:rPr>
           <w:lang w:val="ru-RU"/>
         </w:rPr>
-        <w:t>. Для внешних э</w:t>
-      </w:r>
-      <w:r>
-        <w:rPr>
-          <w:lang w:val="ru-RU"/>
-        </w:rPr>
-        <w:t xml:space="preserve">лементов </w:t>
+        <w:t xml:space="preserve">. Для внешних элементов </w:t>
       </w:r>
       <w:r>
         <w:t>URL</w:t>
@@ -6195,13 +5637,7 @@
         <w:rPr>
           <w:lang w:val="ru-RU"/>
         </w:rPr>
-        <w:t>. Базовое состояние основных кнопок — бордово-фиолетовый фон #401</w:t>
-      </w:r>
-      <w:r>
-        <w:rPr>
-          <w:lang w:val="ru-RU"/>
-        </w:rPr>
-        <w:t>438. При наведении элемент получает синий акцент #3</w:t>
+        <w:t>. Базовое состояние основных кнопок — бордово-фиолетовый фон #401438. При наведении элемент получает синий акцент #3</w:t>
       </w:r>
       <w:r>
         <w:t>F</w:t>
@@ -6259,13 +5695,7 @@
         <w:rPr>
           <w:lang w:val="ru-RU"/>
         </w:rPr>
-        <w:t>-состоянии показывают текущую страницу. Иконки корзины и в</w:t>
-      </w:r>
-      <w:r>
-        <w:rPr>
-          <w:lang w:val="ru-RU"/>
-        </w:rPr>
-        <w:t xml:space="preserve">нешних ресурсов при </w:t>
+        <w:t xml:space="preserve">-состоянии показывают текущую страницу. Иконки корзины и внешних ресурсов при </w:t>
       </w:r>
       <w:r>
         <w:t>hover</w:t>
@@ -6320,13 +5750,7 @@
         <w:rPr>
           <w:lang w:val="ru-RU"/>
         </w:rPr>
-        <w:t xml:space="preserve"> обозначается бо</w:t>
-      </w:r>
-      <w:r>
-        <w:rPr>
-          <w:lang w:val="ru-RU"/>
-        </w:rPr>
-        <w:t xml:space="preserve">лее заметной синей границей. </w:t>
+        <w:t xml:space="preserve"> обозначается более заметной синей границей. </w:t>
       </w:r>
       <w:r>
         <w:t>Filled</w:t>
@@ -6357,13 +5781,7 @@
         <w:rPr>
           <w:lang w:val="ru-RU"/>
         </w:rPr>
-        <w:t>Слайдер отзывов имеет состояния доступного на</w:t>
-      </w:r>
-      <w:r>
-        <w:rPr>
-          <w:lang w:val="ru-RU"/>
-        </w:rPr>
-        <w:t>правления и крайних позиций. Если дальнейшее листание невозможно, соответствующий управляющий элемент блокируется или визуально ослабляется. Карточки отзывов не должны обрезаться по высоте.</w:t>
+        <w:t>Слайдер отзывов имеет состояния доступного направления и крайних позиций. Если дальнейшее листание невозможно, соответствующий управляющий элемент блокируется или визуально ослабляется. Карточки отзывов не должны обрезаться по высоте.</w:t>
       </w:r>
     </w:p>
     <w:p>
@@ -6408,70 +5826,46 @@
         <w:rPr>
           <w:lang w:val="ru-RU"/>
         </w:rPr>
-        <w:t>Каталог должен хранить для каждой ко</w:t>
-      </w:r>
-      <w:r>
-        <w:rPr>
-          <w:lang w:val="ru-RU"/>
-        </w:rPr>
-        <w:t>нфигурации как минимум название, изображение, характеристики, цену и идентификатор. Нажатие на иконку корзины добавляет выбранную конфигурацию в заказ. Повторное добавление может увеличивать количество существующей позиции.</w:t>
-      </w:r>
-    </w:p>
-    <w:p>
-      <w:pPr>
-        <w:rPr>
-          <w:lang w:val="ru-RU"/>
-        </w:rPr>
-      </w:pPr>
-      <w:r>
-        <w:rPr>
-          <w:lang w:val="ru-RU"/>
-        </w:rPr>
-        <w:t xml:space="preserve">Услуги добавляются в корзину </w:t>
-      </w:r>
-      <w:r>
-        <w:rPr>
-          <w:lang w:val="ru-RU"/>
-        </w:rPr>
-        <w:t>аналогично товарам. Для услуги используются название, изображение, описание и начальная стоимость. Если итоговая стоимость зависит от дополнительных параметров, до согласования отображается значение «От … ₽» из макета.</w:t>
-      </w:r>
-    </w:p>
-    <w:p>
-      <w:pPr>
-        <w:rPr>
-          <w:lang w:val="ru-RU"/>
-        </w:rPr>
-      </w:pPr>
-      <w:r>
-        <w:rPr>
-          <w:lang w:val="ru-RU"/>
-        </w:rPr>
-        <w:t>Корзина должна пересчитывать сумму по</w:t>
-      </w:r>
-      <w:r>
-        <w:rPr>
-          <w:lang w:val="ru-RU"/>
-        </w:rPr>
-        <w:t>сле изменения количества и удаления. Состав корзины рекомендуется сохранять в пределах пользовательской сессии. Нельзя оформлять заказ с пустой корзиной.</w:t>
-      </w:r>
-    </w:p>
-    <w:p>
-      <w:pPr>
-        <w:rPr>
-          <w:lang w:val="ru-RU"/>
-        </w:rPr>
-      </w:pPr>
-      <w:r>
-        <w:rPr>
-          <w:lang w:val="ru-RU"/>
-        </w:rPr>
-        <w:t>Форма заказа содержит обязательные поля «Телефон», «Почта», «Город». Для электронной почты применяется</w:t>
-      </w:r>
-      <w:r>
-        <w:rPr>
-          <w:lang w:val="ru-RU"/>
-        </w:rPr>
-        <w:t xml:space="preserve"> базовая проверка формата. После успешной отправки отображается уведомление «Ваш заказ оформлен!».</w:t>
+        <w:t>Каталог должен хранить для каждой конфигурации как минимум название, изображение, характеристики, цену и идентификатор. Нажатие на иконку корзины добавляет выбранную конфигурацию в заказ. Повторное добавление может увеличивать количество существующей позиции.</w:t>
+      </w:r>
+    </w:p>
+    <w:p>
+      <w:pPr>
+        <w:rPr>
+          <w:lang w:val="ru-RU"/>
+        </w:rPr>
+      </w:pPr>
+      <w:r>
+        <w:rPr>
+          <w:lang w:val="ru-RU"/>
+        </w:rPr>
+        <w:t>Услуги добавляются в корзину аналогично товарам. Для услуги используются название, изображение, описание и начальная стоимость. Если итоговая стоимость зависит от дополнительных параметров, до согласования отображается значение «От … ₽» из макета.</w:t>
+      </w:r>
+    </w:p>
+    <w:p>
+      <w:pPr>
+        <w:rPr>
+          <w:lang w:val="ru-RU"/>
+        </w:rPr>
+      </w:pPr>
+      <w:r>
+        <w:rPr>
+          <w:lang w:val="ru-RU"/>
+        </w:rPr>
+        <w:t>Корзина должна пересчитывать сумму после изменения количества и удаления. Состав корзины рекомендуется сохранять в пределах пользовательской сессии. Нельзя оформлять заказ с пустой корзиной.</w:t>
+      </w:r>
+    </w:p>
+    <w:p>
+      <w:pPr>
+        <w:rPr>
+          <w:lang w:val="ru-RU"/>
+        </w:rPr>
+      </w:pPr>
+      <w:r>
+        <w:rPr>
+          <w:lang w:val="ru-RU"/>
+        </w:rPr>
+        <w:t>Форма заказа содержит обязательные поля «Телефон», «Почта», «Город». Для электронной почты применяется базовая проверка формата. После успешной отправки отображается уведомление «Ваш заказ оформлен!».</w:t>
       </w:r>
     </w:p>
     <w:p>
@@ -6587,38 +5981,20 @@
         <w:rPr>
           <w:lang w:val="ru-RU"/>
         </w:rPr>
-        <w:t>Изображения компьютеров и услуг оптимиз</w:t>
-      </w:r>
-      <w:r>
-        <w:rPr>
-          <w:lang w:val="ru-RU"/>
-        </w:rPr>
-        <w:t>ируются для веба и масштабируются пропорционально. Фоновый чертёж не должен снижать читаемость. Для товарных карточек сохраняется единообразное кадрирование.</w:t>
-      </w:r>
-    </w:p>
-    <w:p>
-      <w:pPr>
-        <w:rPr>
-          <w:lang w:val="ru-RU"/>
-        </w:rPr>
-      </w:pPr>
-      <w:r>
-        <w:rPr>
-          <w:lang w:val="ru-RU"/>
-        </w:rPr>
-        <w:t>Предоставленный макет демонстрирует десктопную версию. При адаптации: меню может переходить в комп</w:t>
-      </w:r>
-      <w:r>
-        <w:rPr>
-          <w:lang w:val="ru-RU"/>
-        </w:rPr>
-        <w:t>актный формат; карточки каталога перестраиваются в 1–2 колонки; блоки главной страницы переходят в вертикальную последовательность; корзина переводится в вертикальную компоновку; поля формы занимают доступную ширину; карточки отзывов просматриваются по одн</w:t>
-      </w:r>
-      <w:r>
-        <w:rPr>
-          <w:lang w:val="ru-RU"/>
-        </w:rPr>
-        <w:t>ой или несколько в зависимости от ширины экрана.</w:t>
+        <w:t>Изображения компьютеров и услуг оптимизируются для веба и масштабируются пропорционально. Фоновый чертёж не должен снижать читаемость. Для товарных карточек сохраняется единообразное кадрирование.</w:t>
+      </w:r>
+    </w:p>
+    <w:p>
+      <w:pPr>
+        <w:rPr>
+          <w:lang w:val="ru-RU"/>
+        </w:rPr>
+      </w:pPr>
+      <w:r>
+        <w:rPr>
+          <w:lang w:val="ru-RU"/>
+        </w:rPr>
+        <w:t>Предоставленный макет демонстрирует десктопную версию. При адаптации: меню может переходить в компактный формат; карточки каталога перестраиваются в 1–2 колонки; блоки главной страницы переходят в вертикальную последовательность; корзина переводится в вертикальную компоновку; поля формы занимают доступную ширину; карточки отзывов просматриваются по одной или несколько в зависимости от ширины экрана.</w:t>
       </w:r>
     </w:p>
     <w:p>
@@ -6645,13 +6021,7 @@
         <w:rPr>
           <w:lang w:val="ru-RU"/>
         </w:rPr>
-        <w:t xml:space="preserve"> область должна оставаться удобной на сенсорных устройствах. Текст не должен выходить за границы карточек, кнопки не должны перекрывать изображения, а слайдер отзывов не должен обреза</w:t>
-      </w:r>
-      <w:r>
-        <w:rPr>
-          <w:lang w:val="ru-RU"/>
-        </w:rPr>
-        <w:t>ть содержимое.</w:t>
+        <w:t xml:space="preserve"> область должна оставаться удобной на сенсорных устройствах. Текст не должен выходить за границы карточек, кнопки не должны перекрывать изображения, а слайдер отзывов не должен обрезать содержимое.</w:t>
       </w:r>
     </w:p>
     <w:p>
@@ -6710,13 +6080,7 @@
         <w:rPr>
           <w:lang w:val="ru-RU"/>
         </w:rPr>
-        <w:t xml:space="preserve"> к</w:t>
-      </w:r>
-      <w:r>
-        <w:rPr>
-          <w:lang w:val="ru-RU"/>
-        </w:rPr>
-        <w:t>нопка не должна вести на пустой адрес или неправильную страницу.</w:t>
+        <w:t xml:space="preserve"> кнопка не должна вести на пустой адрес или неправильную страницу.</w:t>
       </w:r>
     </w:p>
     <w:p>
@@ -6788,32 +6152,20 @@
         <w:rPr>
           <w:lang w:val="ru-RU"/>
         </w:rPr>
-        <w:t xml:space="preserve"> — через корректный поч</w:t>
-      </w:r>
-      <w:r>
-        <w:rPr>
-          <w:lang w:val="ru-RU"/>
-        </w:rPr>
-        <w:t>товый сценарий. Если ссылка ещё не предоставлена, элемент не публикуется как активный до её назначения.</w:t>
-      </w:r>
-    </w:p>
-    <w:p>
-      <w:pPr>
-        <w:rPr>
-          <w:lang w:val="ru-RU"/>
-        </w:rPr>
-      </w:pPr>
-      <w:r>
-        <w:rPr>
-          <w:lang w:val="ru-RU"/>
-        </w:rPr>
-        <w:t>Проверяется логика корзины: добавление всех восьми товаров каталога и пяти услуг, повторное добавление, изменение количества кнопками «+» и «−», удалени</w:t>
-      </w:r>
-      <w:r>
-        <w:rPr>
-          <w:lang w:val="ru-RU"/>
-        </w:rPr>
-        <w:t>е, пересчёт итоговой суммы, невозможность отрицательного количества и оформление заказа только при наличии позиций.</w:t>
+        <w:t xml:space="preserve"> — через корректный почтовый сценарий. Если ссылка ещё не предоставлена, элемент не публикуется как активный до её назначения.</w:t>
+      </w:r>
+    </w:p>
+    <w:p>
+      <w:pPr>
+        <w:rPr>
+          <w:lang w:val="ru-RU"/>
+        </w:rPr>
+      </w:pPr>
+      <w:r>
+        <w:rPr>
+          <w:lang w:val="ru-RU"/>
+        </w:rPr>
+        <w:t>Проверяется логика корзины: добавление всех восьми товаров каталога и пяти услуг, повторное добавление, изменение количества кнопками «+» и «−», удаление, пересчёт итоговой суммы, невозможность отрицательного количества и оформление заказа только при наличии позиций.</w:t>
       </w:r>
     </w:p>
     <w:p>
@@ -6835,27 +6187,15 @@
         <w:rPr>
           <w:lang w:val="ru-RU"/>
         </w:rPr>
-        <w:t>-состояние, сообщение об ошибке, успешное отображение уведомлени</w:t>
-      </w:r>
-      <w:r>
-        <w:rPr>
-          <w:lang w:val="ru-RU"/>
-        </w:rPr>
-        <w:t>я «Ваш заказ оформлен!». Проверяется слайдер отзывов: перелистывание, отсутствие обрезки текста, корректное поведение на крайних позициях.</w:t>
-      </w:r>
-    </w:p>
-    <w:p>
-      <w:r>
-        <w:rPr>
-          <w:lang w:val="ru-RU"/>
-        </w:rPr>
-        <w:t>Финальная проверка выполняется в актуальных версиях настольных браузеров и на мобильной ширине. Визуально сравниваютс</w:t>
-      </w:r>
-      <w:r>
-        <w:rPr>
-          <w:lang w:val="ru-RU"/>
-        </w:rPr>
-        <w:t xml:space="preserve">я размеры, отступы, цветовые состояния и порядок блоков с макетом </w:t>
+        <w:t>-состояние, сообщение об ошибке, успешное отображение уведомления «Ваш заказ оформлен!». Проверяется слайдер отзывов: перелистывание, отсутствие обрезки текста, корректное поведение на крайних позициях.</w:t>
+      </w:r>
+    </w:p>
+    <w:p>
+      <w:r>
+        <w:rPr>
+          <w:lang w:val="ru-RU"/>
+        </w:rPr>
+        <w:t xml:space="preserve">Финальная проверка выполняется в актуальных версиях настольных браузеров и на мобильной ширине. Визуально сравниваются размеры, отступы, цветовые состояния и порядок блоков с макетом </w:t>
       </w:r>
       <w:r>
         <w:t>Figma</w:t>
@@ -6999,7 +6339,7 @@
         <w:noProof/>
         <w:sz w:val="24"/>
       </w:rPr>
-      <w:t>24</w:t>
+      <w:t>22</w:t>
     </w:r>
     <w:r>
       <w:rPr>
@@ -18995,7 +18335,7 @@
 </file>
 
 <file path=customXml/itemProps1.xml><?xml version="1.0" encoding="utf-8"?>
-<ds:datastoreItem xmlns:ds="http://schemas.openxmlformats.org/officeDocument/2006/customXml" ds:itemID="{A436962B-F12E-439D-A5C4-E585E8520B44}">
+<ds:datastoreItem xmlns:ds="http://schemas.openxmlformats.org/officeDocument/2006/customXml" ds:itemID="{73BD7C0B-472E-44DE-A5E8-3746069CB1D6}">
   <ds:schemaRefs>
     <ds:schemaRef ds:uri="http://schemas.openxmlformats.org/officeDocument/2006/bibliography"/>
   </ds:schemaRefs>
